--- a/CV_Material_Nacho/extras/cvs_personalizados/cv_universia_lab_ia.docx
+++ b/CV_Material_Nacho/extras/cvs_personalizados/cv_universia_lab_ia.docx
@@ -4,19 +4,28 @@
   <w:body>
     <w:p>
       <w:r>
+        <w:rPr>
+          <w:b/>
+          <w:sz w:val="32"/>
+        </w:rPr>
         <w:t>Ignacio Palmeri</w:t>
       </w:r>
     </w:p>
     <w:p>
+      <w:pPr/>
       <w:r>
+        <w:rPr>
+          <w:color w:val="555555"/>
+          <w:sz w:val="17"/>
+        </w:rPr>
         <w:t>Temperley, Buenos Aires, Argentina | +54 9 11 5509-0832 | ignaciopalmeri1@gmail.com | linkedin.com/in/ignaciopalmeri | github.com/nachopalmeri | ignaciopalmeri.vercel.app</w:t>
       </w:r>
     </w:p>
     <w:p>
+      <w:pPr>
+        <w:pStyle w:val="Heading1"/>
+      </w:pPr>
       <w:r>
-        <w:rPr>
-          <w:b/>
-        </w:rPr>
         <w:t>PERFIL PROFESIONAL</w:t>
       </w:r>
     </w:p>
@@ -26,16 +35,22 @@
       </w:r>
     </w:p>
     <w:p>
+      <w:pPr>
+        <w:pStyle w:val="Heading1"/>
+      </w:pPr>
       <w:r>
-        <w:rPr>
-          <w:b/>
-        </w:rPr>
         <w:t>EDUCACIÓN</w:t>
       </w:r>
     </w:p>
     <w:p>
       <w:r>
-        <w:t>Licenciatura en Gestión de Tecnologías de la Información — UADE | Mar 2025 – Dic 2028 (estimado)</w:t>
+        <w:rPr>
+          <w:b/>
+        </w:rPr>
+        <w:t>Licenciatura en Gestión de Tecnologías de la Información — UADE</w:t>
+      </w:r>
+      <w:r>
+        <w:t xml:space="preserve"> | Mar 2025 – Dic 2028 (estimado)</w:t>
       </w:r>
     </w:p>
     <w:p>
@@ -56,7 +71,13 @@
     </w:p>
     <w:p>
       <w:r>
-        <w:t>Bachiller en Economía y Administración — Colegio Eccleston | Egresado 20/12/2024</w:t>
+        <w:rPr>
+          <w:b/>
+        </w:rPr>
+        <w:t>Bachiller en Economía y Administración — Colegio Eccleston</w:t>
+      </w:r>
+      <w:r>
+        <w:t xml:space="preserve"> | Egresado 20/12/2024</w:t>
       </w:r>
     </w:p>
     <w:p>
@@ -68,16 +89,22 @@
       </w:r>
     </w:p>
     <w:p>
+      <w:pPr>
+        <w:pStyle w:val="Heading1"/>
+      </w:pPr>
       <w:r>
-        <w:rPr>
-          <w:b/>
-        </w:rPr>
         <w:t>EXPERIENCIA</w:t>
       </w:r>
     </w:p>
     <w:p>
       <w:r>
-        <w:t>Representante de Atención al Cliente — Grido (franquicia) | Oct 2023 – Presente</w:t>
+        <w:rPr>
+          <w:b/>
+        </w:rPr>
+        <w:t>Representante de Atención al Cliente — Grido (franquicia)</w:t>
+      </w:r>
+      <w:r>
+        <w:t xml:space="preserve"> | Oct 2023 – Presente</w:t>
       </w:r>
     </w:p>
     <w:p>
@@ -105,16 +132,22 @@
       </w:r>
     </w:p>
     <w:p>
+      <w:pPr>
+        <w:pStyle w:val="Heading1"/>
+      </w:pPr>
       <w:r>
-        <w:rPr>
-          <w:b/>
-        </w:rPr>
         <w:t>PROYECTOS DE IA (EN PRODUCCIÓN, USO DIARIO)</w:t>
       </w:r>
     </w:p>
     <w:p>
       <w:r>
-        <w:t>JobBot — Agente autónomo de búsqueda laboral con IA | 2026</w:t>
+        <w:rPr>
+          <w:b/>
+        </w:rPr>
+        <w:t>JobBot — Agente autónomo de búsqueda laboral con IA</w:t>
+      </w:r>
+      <w:r>
+        <w:t xml:space="preserve"> | 2026</w:t>
       </w:r>
     </w:p>
     <w:p>
@@ -140,7 +173,13 @@
     </w:p>
     <w:p>
       <w:r>
-        <w:t>Agents System — Sistema personal de agentes y workflows con LLMs | 2026</w:t>
+        <w:rPr>
+          <w:b/>
+        </w:rPr>
+        <w:t>Agents System — Sistema personal de agentes y workflows con LLMs</w:t>
+      </w:r>
+      <w:r>
+        <w:t xml:space="preserve"> | 2026</w:t>
       </w:r>
     </w:p>
     <w:p>
@@ -166,7 +205,13 @@
     </w:p>
     <w:p>
       <w:r>
-        <w:t>Prode Mundial 2026 — Motor estadístico con IA | 2026</w:t>
+        <w:rPr>
+          <w:b/>
+        </w:rPr>
+        <w:t>Prode Mundial 2026 — Motor estadístico con IA</w:t>
+      </w:r>
+      <w:r>
+        <w:t xml:space="preserve"> | 2026</w:t>
       </w:r>
     </w:p>
     <w:p>
@@ -192,7 +237,13 @@
     </w:p>
     <w:p>
       <w:r>
-        <w:t>FranquiYA — Dashboard full-stack para operaciones | 2025 – 2026</w:t>
+        <w:rPr>
+          <w:b/>
+        </w:rPr>
+        <w:t>FranquiYA — Dashboard full-stack para operaciones</w:t>
+      </w:r>
+      <w:r>
+        <w:t xml:space="preserve"> | 2025 – 2026</w:t>
       </w:r>
     </w:p>
     <w:p>
@@ -209,10 +260,10 @@
       </w:r>
     </w:p>
     <w:p>
+      <w:pPr>
+        <w:pStyle w:val="Heading1"/>
+      </w:pPr>
       <w:r>
-        <w:rPr>
-          <w:b/>
-        </w:rPr>
         <w:t>COMPETENCIAS TÉCNICAS</w:t>
       </w:r>
     </w:p>
@@ -221,7 +272,13 @@
         <w:pStyle w:val="ListBullet"/>
       </w:pPr>
       <w:r>
-        <w:t>IA / LLMs: OpenAI (ChatGPT), Claude, Gemini/Google AI, ingeniería de prompts, agentes autónomos, evaluación de outputs de modelos, pipelines de datos con IA</w:t>
+        <w:rPr>
+          <w:b/>
+        </w:rPr>
+        <w:t>IA / LLMs:</w:t>
+      </w:r>
+      <w:r>
+        <w:t xml:space="preserve"> OpenAI (ChatGPT), Claude, Gemini/Google AI, ingeniería de prompts, agentes autónomos, evaluación de outputs de modelos, pipelines de datos con IA</w:t>
       </w:r>
     </w:p>
     <w:p>
@@ -229,7 +286,13 @@
         <w:pStyle w:val="ListBullet"/>
       </w:pPr>
       <w:r>
-        <w:t>Lenguajes: Python (pandas, NumPy), JavaScript, TypeScript, FastAPI, Next.js, React; nociones de Java (aprendo rápido)</w:t>
+        <w:rPr>
+          <w:b/>
+        </w:rPr>
+        <w:t>Lenguajes:</w:t>
+      </w:r>
+      <w:r>
+        <w:t xml:space="preserve"> Python (pandas, NumPy), JavaScript, TypeScript, FastAPI, Next.js, React; nociones de Java (aprendo rápido)</w:t>
       </w:r>
     </w:p>
     <w:p>
@@ -237,7 +300,13 @@
         <w:pStyle w:val="ListBullet"/>
       </w:pPr>
       <w:r>
-        <w:t>Datos: SQL, PostgreSQL, SQLite, Excel avanzado</w:t>
+        <w:rPr>
+          <w:b/>
+        </w:rPr>
+        <w:t>Datos:</w:t>
+      </w:r>
+      <w:r>
+        <w:t xml:space="preserve"> SQL, PostgreSQL, SQLite, Excel avanzado</w:t>
       </w:r>
     </w:p>
     <w:p>
@@ -245,7 +314,13 @@
         <w:pStyle w:val="ListBullet"/>
       </w:pPr>
       <w:r>
-        <w:t>Infraestructura: Linux (RHEL/Ubuntu, WSL2), Git/GitHub, GitHub Actions, Vercel, Bash</w:t>
+        <w:rPr>
+          <w:b/>
+        </w:rPr>
+        <w:t>Infraestructura:</w:t>
+      </w:r>
+      <w:r>
+        <w:t xml:space="preserve"> Linux (RHEL/Ubuntu, WSL2), Git/GitHub, GitHub Actions, Vercel, Bash</w:t>
       </w:r>
     </w:p>
     <w:p>
@@ -253,14 +328,20 @@
         <w:pStyle w:val="ListBullet"/>
       </w:pPr>
       <w:r>
-        <w:t>Habilidades: Autodidacta, mentalidad emprendedora, obsesión por aprender, autonomía, documentación de procesos</w:t>
+        <w:rPr>
+          <w:b/>
+        </w:rPr>
+        <w:t>Habilidades:</w:t>
+      </w:r>
+      <w:r>
+        <w:t xml:space="preserve"> Autodidacta, mentalidad emprendedora, obsesión por aprender, autonomía, documentación de procesos</w:t>
       </w:r>
     </w:p>
     <w:p>
+      <w:pPr>
+        <w:pStyle w:val="Heading1"/>
+      </w:pPr>
       <w:r>
-        <w:rPr>
-          <w:b/>
-        </w:rPr>
         <w:t>CERTIFICACIONES</w:t>
       </w:r>
     </w:p>
@@ -269,7 +350,13 @@
         <w:pStyle w:val="ListBullet"/>
       </w:pPr>
       <w:r>
-        <w:t>Claude Code in Action — Anthropic, 2026.</w:t>
+        <w:rPr>
+          <w:b/>
+        </w:rPr>
+        <w:t>Claude Code in Action</w:t>
+      </w:r>
+      <w:r>
+        <w:t xml:space="preserve"> — Anthropic, 2026.</w:t>
       </w:r>
     </w:p>
     <w:p>
@@ -277,7 +364,13 @@
         <w:pStyle w:val="ListBullet"/>
       </w:pPr>
       <w:r>
-        <w:t>Red Hat System Administration I (RH124) — Red Hat Academy, 2025.</w:t>
+        <w:rPr>
+          <w:b/>
+        </w:rPr>
+        <w:t>Red Hat System Administration I (RH124)</w:t>
+      </w:r>
+      <w:r>
+        <w:t xml:space="preserve"> — Red Hat Academy, 2025.</w:t>
       </w:r>
     </w:p>
     <w:p>
@@ -285,14 +378,20 @@
         <w:pStyle w:val="ListBullet"/>
       </w:pPr>
       <w:r>
-        <w:t>CCNA 1: Introduction to Networks (track Cisco) — UADE, en curso, finalización estimada dic 2026.</w:t>
+        <w:rPr>
+          <w:b/>
+        </w:rPr>
+        <w:t>CCNA 1: Introduction to Networks (track Cisco)</w:t>
+      </w:r>
+      <w:r>
+        <w:t xml:space="preserve"> — UADE, en curso, finalización estimada dic 2026.</w:t>
       </w:r>
     </w:p>
     <w:p>
+      <w:pPr>
+        <w:pStyle w:val="Heading1"/>
+      </w:pPr>
       <w:r>
-        <w:rPr>
-          <w:b/>
-        </w:rPr>
         <w:t>IDIOMAS</w:t>
       </w:r>
     </w:p>
@@ -313,10 +412,10 @@
       </w:r>
     </w:p>
     <w:p>
+      <w:pPr>
+        <w:pStyle w:val="Heading1"/>
+      </w:pPr>
       <w:r>
-        <w:rPr>
-          <w:b/>
-        </w:rPr>
         <w:t>DISPONIBILIDAD</w:t>
       </w:r>
     </w:p>
@@ -773,11 +872,11 @@
       <w:outlineLvl w:val="0"/>
     </w:pPr>
     <w:rPr>
-      <w:rFonts w:asciiTheme="majorHAnsi" w:eastAsiaTheme="majorEastAsia" w:hAnsiTheme="majorHAnsi" w:cstheme="majorBidi"/>
+      <w:rFonts w:asciiTheme="majorHAnsi" w:eastAsiaTheme="majorEastAsia" w:hAnsiTheme="majorHAnsi" w:cstheme="majorBidi" w:ascii="Calibri" w:hAnsi="Calibri"/>
       <w:b/>
       <w:bCs/>
-      <w:color w:val="365F91" w:themeColor="accent1" w:themeShade="BF"/>
-      <w:sz w:val="28"/>
+      <w:color w:val="1A1A1A"/>
+      <w:sz w:val="22"/>
       <w:szCs w:val="28"/>
     </w:rPr>
   </w:style>
@@ -797,11 +896,11 @@
       <w:outlineLvl w:val="1"/>
     </w:pPr>
     <w:rPr>
-      <w:rFonts w:asciiTheme="majorHAnsi" w:eastAsiaTheme="majorEastAsia" w:hAnsiTheme="majorHAnsi" w:cstheme="majorBidi"/>
+      <w:rFonts w:asciiTheme="majorHAnsi" w:eastAsiaTheme="majorEastAsia" w:hAnsiTheme="majorHAnsi" w:cstheme="majorBidi" w:ascii="Calibri" w:hAnsi="Calibri"/>
       <w:b/>
       <w:bCs/>
-      <w:color w:val="4F81BD" w:themeColor="accent1"/>
-      <w:sz w:val="26"/>
+      <w:color w:val="1A1A1A"/>
+      <w:sz w:val="20"/>
       <w:szCs w:val="26"/>
     </w:rPr>
   </w:style>

--- a/CV_Material_Nacho/extras/cvs_personalizados/cv_universia_lab_ia.docx
+++ b/CV_Material_Nacho/extras/cvs_personalizados/cv_universia_lab_ia.docx
@@ -408,7 +408,7 @@
         <w:pStyle w:val="ListBullet"/>
       </w:pPr>
       <w:r>
-        <w:t>Inglés: B1+/B2 — lectura técnica fluida (clave para documentación y papers de IA).</w:t>
+        <w:t>Inglés: B1 (intermedio), autoevaluado, sin certificación formal. Leo documentación técnica en inglés.</w:t>
       </w:r>
     </w:p>
     <w:p>
